--- a/Lab_4/Lab_4 ППС.docx
+++ b/Lab_4/Lab_4 ППС.docx
@@ -110,16 +110,7 @@
           <w:sz w:val="32"/>
           <w:szCs w:val="32"/>
         </w:rPr>
-        <w:t xml:space="preserve">Лабораторна робота № </w:t>
-      </w:r>
-      <w:r>
-        <w:rPr>
-          <w:rFonts w:ascii="Times New Roman" w:eastAsia="Times New Roman" w:hAnsi="Times New Roman"/>
-          <w:color w:val="000000" w:themeColor="text1"/>
-          <w:sz w:val="32"/>
-          <w:szCs w:val="32"/>
-        </w:rPr>
-        <w:t>4</w:t>
+        <w:t>Лабораторна робота № 4</w:t>
       </w:r>
     </w:p>
     <w:p>
@@ -978,7 +969,82 @@
         <w:t>. Одинак гарантує, що точка керування завжди одна.</w:t>
       </w:r>
     </w:p>
-    <w:p/>
+    <w:p>
+      <w:pPr>
+        <w:rPr>
+          <w:b/>
+          <w:bCs/>
+          <w:sz w:val="32"/>
+          <w:szCs w:val="32"/>
+          <w:lang w:val="en-US"/>
+        </w:rPr>
+      </w:pPr>
+      <w:r>
+        <w:rPr>
+          <w:b/>
+          <w:bCs/>
+          <w:sz w:val="32"/>
+          <w:szCs w:val="32"/>
+          <w:lang w:val="en-US"/>
+        </w:rPr>
+        <w:t>GitHub</w:t>
+      </w:r>
+      <w:r>
+        <w:rPr>
+          <w:b/>
+          <w:bCs/>
+          <w:sz w:val="32"/>
+          <w:szCs w:val="32"/>
+          <w:lang w:val="en-US"/>
+        </w:rPr>
+        <w:t xml:space="preserve">: </w:t>
+      </w:r>
+      <w:r>
+        <w:rPr>
+          <w:sz w:val="32"/>
+          <w:szCs w:val="32"/>
+          <w:lang w:val="en-US"/>
+        </w:rPr>
+        <w:t>(</w:t>
+      </w:r>
+      <w:hyperlink r:id="rId5" w:history="1">
+        <w:r>
+          <w:rPr>
+            <w:rStyle w:val="ae"/>
+            <w:sz w:val="32"/>
+            <w:szCs w:val="32"/>
+            <w:lang w:val="en-US"/>
+          </w:rPr>
+          <w:t>https://github.com/Dub0g/PPS_L</w:t>
+        </w:r>
+        <w:r>
+          <w:rPr>
+            <w:rStyle w:val="ae"/>
+            <w:sz w:val="32"/>
+            <w:szCs w:val="32"/>
+            <w:lang w:val="en-US"/>
+          </w:rPr>
+          <w:t>a</w:t>
+        </w:r>
+        <w:r>
+          <w:rPr>
+            <w:rStyle w:val="ae"/>
+            <w:sz w:val="32"/>
+            <w:szCs w:val="32"/>
+            <w:lang w:val="en-US"/>
+          </w:rPr>
+          <w:t>b_4</w:t>
+        </w:r>
+      </w:hyperlink>
+      <w:r>
+        <w:rPr>
+          <w:sz w:val="32"/>
+          <w:szCs w:val="32"/>
+          <w:lang w:val="en-US"/>
+        </w:rPr>
+        <w:t>)</w:t>
+      </w:r>
+    </w:p>
     <w:sectPr>
       <w:pgSz w:w="11906" w:h="16838"/>
       <w:pgMar w:top="850" w:right="850" w:bottom="850" w:left="1417" w:header="708" w:footer="708" w:gutter="0"/>
@@ -2364,6 +2430,7 @@
   <w:style w:type="character" w:default="1" w:styleId="a0">
     <w:name w:val="Default Paragraph Font"/>
     <w:uiPriority w:val="1"/>
+    <w:semiHidden/>
     <w:unhideWhenUsed/>
   </w:style>
   <w:style w:type="table" w:default="1" w:styleId="a1">
@@ -2675,6 +2742,41 @@
       <w:smallCaps/>
       <w:color w:val="2F5496" w:themeColor="accent1" w:themeShade="BF"/>
       <w:spacing w:val="5"/>
+    </w:rPr>
+  </w:style>
+  <w:style w:type="character" w:styleId="ae">
+    <w:name w:val="Hyperlink"/>
+    <w:basedOn w:val="a0"/>
+    <w:uiPriority w:val="99"/>
+    <w:unhideWhenUsed/>
+    <w:rsid w:val="0025596F"/>
+    <w:rPr>
+      <w:color w:val="0563C1" w:themeColor="hyperlink"/>
+      <w:u w:val="single"/>
+    </w:rPr>
+  </w:style>
+  <w:style w:type="character" w:styleId="af">
+    <w:name w:val="Unresolved Mention"/>
+    <w:basedOn w:val="a0"/>
+    <w:uiPriority w:val="99"/>
+    <w:semiHidden/>
+    <w:unhideWhenUsed/>
+    <w:rsid w:val="0025596F"/>
+    <w:rPr>
+      <w:color w:val="605E5C"/>
+      <w:shd w:val="clear" w:color="auto" w:fill="E1DFDD"/>
+    </w:rPr>
+  </w:style>
+  <w:style w:type="character" w:styleId="af0">
+    <w:name w:val="FollowedHyperlink"/>
+    <w:basedOn w:val="a0"/>
+    <w:uiPriority w:val="99"/>
+    <w:semiHidden/>
+    <w:unhideWhenUsed/>
+    <w:rsid w:val="0025596F"/>
+    <w:rPr>
+      <w:color w:val="954F72" w:themeColor="followedHyperlink"/>
+      <w:u w:val="single"/>
     </w:rPr>
   </w:style>
 </w:styles>
